--- a/zht/docx/54.content.docx
+++ b/zht/docx/54.content.docx
@@ -2101,18 +2101,12 @@
         </w:rPr>
         <w:t>、「你的」和「你自己」指的都是提摩太，因此是單數形式。這個例外將會在</w:t>
       </w:r>
-      <w:hyperlink r:id="rId13">
-        <w:r>
-          <w:rPr>
-            <w:lang w:val="zh_TW" w:bidi="zh_TW"/>
-          </w:rPr>
-          <w:rPr>
-            <w:color w:val="0000EE"/>
-            <w:u w:val="single"/>
-          </w:rPr>
-          <w:t>六章21節</w:t>
-        </w:r>
-      </w:hyperlink>
+      <w:r>
+        <w:rPr>
+          <w:lang w:val="zh_TW" w:bidi="zh_TW"/>
+        </w:rPr>
+        <w:t>六章21節</w:t>
+      </w:r>
       <w:r>
         <w:rPr>
           <w:lang w:val="zh_TW" w:bidi="zh_TW"/>
@@ -3657,18 +3651,12 @@
         </w:rPr>
         <w:t>」的內容（見</w:t>
       </w:r>
-      <w:hyperlink r:id="rId14">
-        <w:r>
-          <w:rPr>
-            <w:lang w:val="zh_TW" w:bidi="zh_TW"/>
-          </w:rPr>
-          <w:rPr>
-            <w:color w:val="0000EE"/>
-            <w:u w:val="single"/>
-          </w:rPr>
-          <w:t>1:3–4</w:t>
-        </w:r>
-      </w:hyperlink>
+      <w:r>
+        <w:rPr>
+          <w:lang w:val="zh_TW" w:bidi="zh_TW"/>
+        </w:rPr>
+        <w:t>1:3–4</w:t>
+      </w:r>
       <w:r>
         <w:rPr>
           <w:lang w:val="zh_TW" w:bidi="zh_TW"/>
@@ -4299,18 +4287,12 @@
         </w:rPr>
         <w:t>指的是在</w:t>
       </w:r>
-      <w:hyperlink r:id="rId15">
-        <w:r>
-          <w:rPr>
-            <w:lang w:val="zh_TW" w:bidi="zh_TW"/>
-          </w:rPr>
-          <w:rPr>
-            <w:color w:val="0000EE"/>
-            <w:u w:val="single"/>
-          </w:rPr>
-          <w:t>一章5節</w:t>
-        </w:r>
-      </w:hyperlink>
+      <w:r>
+        <w:rPr>
+          <w:lang w:val="zh_TW" w:bidi="zh_TW"/>
+        </w:rPr>
+        <w:t>一章5節</w:t>
+      </w:r>
       <w:r>
         <w:rPr>
           <w:lang w:val="zh_TW" w:bidi="zh_TW"/>
@@ -5281,18 +5263,12 @@
         </w:rPr>
         <w:t>特指神透過摩西賜給以色列人的律法。如果這樣表達對你的讀者會有幫助，你可以將這個概念闡述得更明確。請查看你在</w:t>
       </w:r>
-      <w:hyperlink r:id="rId16">
-        <w:r>
-          <w:rPr>
-            <w:lang w:val="zh_TW" w:bidi="zh_TW"/>
-          </w:rPr>
-          <w:rPr>
-            <w:color w:val="0000EE"/>
-            <w:u w:val="single"/>
-          </w:rPr>
-          <w:t>一章7節</w:t>
-        </w:r>
-      </w:hyperlink>
+      <w:r>
+        <w:rPr>
+          <w:lang w:val="zh_TW" w:bidi="zh_TW"/>
+        </w:rPr>
+        <w:t>一章7節</w:t>
+      </w:r>
       <w:r>
         <w:rPr>
           <w:lang w:val="zh_TW" w:bidi="zh_TW"/>
@@ -5726,18 +5702,12 @@
         </w:rPr>
         <w:t>引入了一個原因，說明為什麼保羅和其他信徒知道「律法是好的」（見</w:t>
       </w:r>
-      <w:hyperlink r:id="rId17">
-        <w:r>
-          <w:rPr>
-            <w:lang w:val="zh_TW" w:bidi="zh_TW"/>
-          </w:rPr>
-          <w:rPr>
-            <w:color w:val="0000EE"/>
-            <w:u w:val="single"/>
-          </w:rPr>
-          <w:t>1:8</w:t>
-        </w:r>
-      </w:hyperlink>
+      <w:r>
+        <w:rPr>
+          <w:lang w:val="zh_TW" w:bidi="zh_TW"/>
+        </w:rPr>
+        <w:t>1:8</w:t>
+      </w:r>
       <w:r>
         <w:rPr>
           <w:lang w:val="zh_TW" w:bidi="zh_TW"/>
@@ -11539,18 +11509,12 @@
         </w:rPr>
         <w:t>位。請參看你在</w:t>
       </w:r>
-      <w:hyperlink r:id="rId18">
-        <w:r>
-          <w:rPr>
-            <w:lang w:val="zh_TW" w:bidi="zh_TW"/>
-          </w:rPr>
-          <w:rPr>
-            <w:color w:val="0000EE"/>
-            <w:u w:val="single"/>
-          </w:rPr>
-          <w:t>一章15節</w:t>
-        </w:r>
-      </w:hyperlink>
+      <w:r>
+        <w:rPr>
+          <w:lang w:val="zh_TW" w:bidi="zh_TW"/>
+        </w:rPr>
+        <w:t>一章15節</w:t>
+      </w:r>
       <w:r>
         <w:rPr>
           <w:lang w:val="zh_TW" w:bidi="zh_TW"/>
@@ -12471,18 +12435,12 @@
         </w:rPr>
         <w:t>。和合本遵循這種讀法。其他古代抄本讀作「獨一智慧的神」。抄寫這些抄本的人可能因為與</w:t>
       </w:r>
-      <w:hyperlink r:id="rId19">
-        <w:r>
-          <w:rPr>
-            <w:lang w:val="zh_TW" w:bidi="zh_TW"/>
-          </w:rPr>
-          <w:rPr>
-            <w:color w:val="0000EE"/>
-            <w:u w:val="single"/>
-          </w:rPr>
-          <w:t>十六章27節</w:t>
-        </w:r>
-      </w:hyperlink>
+      <w:r>
+        <w:rPr>
+          <w:lang w:val="zh_TW" w:bidi="zh_TW"/>
+        </w:rPr>
+        <w:t>十六章27節</w:t>
+      </w:r>
       <w:r>
         <w:rPr>
           <w:lang w:val="zh_TW" w:bidi="zh_TW"/>
@@ -12864,18 +12822,12 @@
         </w:rPr>
         <w:t>指的可能是：（1）保羅在</w:t>
       </w:r>
-      <w:hyperlink r:id="rId20">
-        <w:r>
-          <w:rPr>
-            <w:lang w:val="zh_TW" w:bidi="zh_TW"/>
-          </w:rPr>
-          <w:rPr>
-            <w:color w:val="0000EE"/>
-            <w:u w:val="single"/>
-          </w:rPr>
-          <w:t>一章3至5節</w:t>
-        </w:r>
-      </w:hyperlink>
+      <w:r>
+        <w:rPr>
+          <w:lang w:val="zh_TW" w:bidi="zh_TW"/>
+        </w:rPr>
+        <w:t>一章3至5節</w:t>
+      </w:r>
       <w:r>
         <w:rPr>
           <w:lang w:val="zh_TW" w:bidi="zh_TW"/>
@@ -13145,18 +13097,12 @@
         </w:rPr>
         <w:t>。保羅的意思是他是提摩太的屬靈父親，保羅愛提摩太就像父親愛他的孩子一樣。請查看你在</w:t>
       </w:r>
-      <w:hyperlink r:id="rId21">
-        <w:r>
-          <w:rPr>
-            <w:lang w:val="zh_TW" w:bidi="zh_TW"/>
-          </w:rPr>
-          <w:rPr>
-            <w:color w:val="0000EE"/>
-            <w:u w:val="single"/>
-          </w:rPr>
-          <w:t>一章2節</w:t>
-        </w:r>
-      </w:hyperlink>
+      <w:r>
+        <w:rPr>
+          <w:lang w:val="zh_TW" w:bidi="zh_TW"/>
+        </w:rPr>
+        <w:t>一章2節</w:t>
+      </w:r>
       <w:r>
         <w:rPr>
           <w:lang w:val="zh_TW" w:bidi="zh_TW"/>
@@ -13939,18 +13885,12 @@
         </w:rPr>
         <w:t>是不會讓人感到做錯任何事情的良心。如果在你的語言中這樣表達會更有幫助，你可以使用類似的片語或直接說明其意義。請查看你在</w:t>
       </w:r>
-      <w:hyperlink r:id="rId15">
-        <w:r>
-          <w:rPr>
-            <w:lang w:val="zh_TW" w:bidi="zh_TW"/>
-          </w:rPr>
-          <w:rPr>
-            <w:color w:val="0000EE"/>
-            <w:u w:val="single"/>
-          </w:rPr>
-          <w:t>一章5節</w:t>
-        </w:r>
-      </w:hyperlink>
+      <w:r>
+        <w:rPr>
+          <w:lang w:val="zh_TW" w:bidi="zh_TW"/>
+        </w:rPr>
+        <w:t>一章5節</w:t>
+      </w:r>
       <w:r>
         <w:rPr>
           <w:lang w:val="zh_TW" w:bidi="zh_TW"/>
@@ -16540,18 +16480,12 @@
         </w:rPr>
         <w:t>指的是保羅在</w:t>
       </w:r>
-      <w:hyperlink r:id="rId22">
-        <w:r>
-          <w:rPr>
-            <w:lang w:val="zh_TW" w:bidi="zh_TW"/>
-          </w:rPr>
-          <w:rPr>
-            <w:color w:val="0000EE"/>
-            <w:u w:val="single"/>
-          </w:rPr>
-          <w:t>二章1至2節</w:t>
-        </w:r>
-      </w:hyperlink>
+      <w:r>
+        <w:rPr>
+          <w:lang w:val="zh_TW" w:bidi="zh_TW"/>
+        </w:rPr>
+        <w:t>二章1至2節</w:t>
+      </w:r>
       <w:r>
         <w:rPr>
           <w:lang w:val="zh_TW" w:bidi="zh_TW"/>
@@ -17215,36 +17149,24 @@
         </w:rPr>
         <w:t>這個詞主要可以引入：（1）對神的進一步描述，祂是「我們的救主」（見</w:t>
       </w:r>
-      <w:hyperlink r:id="rId23">
-        <w:r>
-          <w:rPr>
-            <w:lang w:val="zh_TW" w:bidi="zh_TW"/>
-          </w:rPr>
-          <w:rPr>
-            <w:color w:val="0000EE"/>
-            <w:u w:val="single"/>
-          </w:rPr>
-          <w:t>2:3</w:t>
-        </w:r>
-      </w:hyperlink>
+      <w:r>
+        <w:rPr>
+          <w:lang w:val="zh_TW" w:bidi="zh_TW"/>
+        </w:rPr>
+        <w:t>2:3</w:t>
+      </w:r>
       <w:r>
         <w:rPr>
           <w:lang w:val="zh_TW" w:bidi="zh_TW"/>
         </w:rPr>
         <w:t>）。另譯：「他是」（2）為什麼為所有人祈禱對神來說是「美好且可悅納的」的原因（見</w:t>
       </w:r>
-      <w:hyperlink r:id="rId23">
-        <w:r>
-          <w:rPr>
-            <w:lang w:val="zh_TW" w:bidi="zh_TW"/>
-          </w:rPr>
-          <w:rPr>
-            <w:color w:val="0000EE"/>
-            <w:u w:val="single"/>
-          </w:rPr>
-          <w:t>2:3</w:t>
-        </w:r>
-      </w:hyperlink>
+      <w:r>
+        <w:rPr>
+          <w:lang w:val="zh_TW" w:bidi="zh_TW"/>
+        </w:rPr>
+        <w:t>2:3</w:t>
+      </w:r>
       <w:r>
         <w:rPr>
           <w:lang w:val="zh_TW" w:bidi="zh_TW"/>
@@ -20704,18 +20626,12 @@
         </w:rPr>
         <w:t>這個詞引入了保羅在</w:t>
       </w:r>
-      <w:hyperlink r:id="rId24">
-        <w:r>
-          <w:rPr>
-            <w:lang w:val="zh_TW" w:bidi="zh_TW"/>
-          </w:rPr>
-          <w:rPr>
-            <w:color w:val="0000EE"/>
-            <w:u w:val="single"/>
-          </w:rPr>
-          <w:t>二章1至7節</w:t>
-        </w:r>
-      </w:hyperlink>
+      <w:r>
+        <w:rPr>
+          <w:lang w:val="zh_TW" w:bidi="zh_TW"/>
+        </w:rPr>
+        <w:t>二章1至7節</w:t>
+      </w:r>
       <w:r>
         <w:rPr>
           <w:lang w:val="zh_TW" w:bidi="zh_TW"/>
@@ -23143,18 +23059,12 @@
         </w:rPr>
         <w:t>的詞可以描述：（1）不引人注目且和平地學習。保羅在</w:t>
       </w:r>
-      <w:hyperlink r:id="rId25">
-        <w:r>
-          <w:rPr>
-            <w:lang w:val="zh_TW" w:bidi="zh_TW"/>
-          </w:rPr>
-          <w:rPr>
-            <w:color w:val="0000EE"/>
-            <w:u w:val="single"/>
-          </w:rPr>
-          <w:t>二章2節</w:t>
-        </w:r>
-      </w:hyperlink>
+      <w:r>
+        <w:rPr>
+          <w:lang w:val="zh_TW" w:bidi="zh_TW"/>
+        </w:rPr>
+        <w:t>二章2節</w:t>
+      </w:r>
       <w:r>
         <w:rPr>
           <w:lang w:val="zh_TW" w:bidi="zh_TW"/>
@@ -23862,18 +23772,12 @@
         </w:rPr>
         <w:t>代表一般的基督徒女性，而不是特定的某一位婦女。請查看你在</w:t>
       </w:r>
-      <w:hyperlink r:id="rId26">
-        <w:r>
-          <w:rPr>
-            <w:lang w:val="zh_TW" w:bidi="zh_TW"/>
-          </w:rPr>
-          <w:rPr>
-            <w:color w:val="0000EE"/>
-            <w:u w:val="single"/>
-          </w:rPr>
-          <w:t>二章11節</w:t>
-        </w:r>
-      </w:hyperlink>
+      <w:r>
+        <w:rPr>
+          <w:lang w:val="zh_TW" w:bidi="zh_TW"/>
+        </w:rPr>
+        <w:t>二章11節</w:t>
+      </w:r>
       <w:r>
         <w:rPr>
           <w:lang w:val="zh_TW" w:bidi="zh_TW"/>
@@ -23992,18 +23896,12 @@
         </w:rPr>
         <w:t>在這裡，就像在</w:t>
       </w:r>
-      <w:hyperlink r:id="rId26">
-        <w:r>
-          <w:rPr>
-            <w:lang w:val="zh_TW" w:bidi="zh_TW"/>
-          </w:rPr>
-          <w:rPr>
-            <w:color w:val="0000EE"/>
-            <w:u w:val="single"/>
-          </w:rPr>
-          <w:t>二章11節</w:t>
-        </w:r>
-      </w:hyperlink>
+      <w:r>
+        <w:rPr>
+          <w:lang w:val="zh_TW" w:bidi="zh_TW"/>
+        </w:rPr>
+        <w:t>二章11節</w:t>
+      </w:r>
       <w:r>
         <w:rPr>
           <w:lang w:val="zh_TW" w:bidi="zh_TW"/>
@@ -24036,36 +23934,24 @@
         </w:rPr>
         <w:t>通常是指任何男性信徒。另譯：「信主的女人…...信主的男人」（2）特別是指任何已婚的婦女。這解釋是從</w:t>
       </w:r>
-      <w:hyperlink r:id="rId27">
-        <w:r>
-          <w:rPr>
-            <w:lang w:val="zh_TW" w:bidi="zh_TW"/>
-          </w:rPr>
-          <w:rPr>
-            <w:color w:val="0000EE"/>
-            <w:u w:val="single"/>
-          </w:rPr>
-          <w:t>二章9至10節</w:t>
-        </w:r>
-      </w:hyperlink>
+      <w:r>
+        <w:rPr>
+          <w:lang w:val="zh_TW" w:bidi="zh_TW"/>
+        </w:rPr>
+        <w:t>二章9至10節</w:t>
+      </w:r>
       <w:r>
         <w:rPr>
           <w:lang w:val="zh_TW" w:bidi="zh_TW"/>
         </w:rPr>
         <w:t>中的複數形式的「女人」轉換為</w:t>
       </w:r>
-      <w:hyperlink r:id="rId26">
-        <w:r>
-          <w:rPr>
-            <w:lang w:val="zh_TW" w:bidi="zh_TW"/>
-          </w:rPr>
-          <w:rPr>
-            <w:color w:val="0000EE"/>
-            <w:u w:val="single"/>
-          </w:rPr>
-          <w:t>二章11節</w:t>
-        </w:r>
-      </w:hyperlink>
+      <w:r>
+        <w:rPr>
+          <w:lang w:val="zh_TW" w:bidi="zh_TW"/>
+        </w:rPr>
+        <w:t>二章11節</w:t>
+      </w:r>
       <w:r>
         <w:rPr>
           <w:lang w:val="zh_TW" w:bidi="zh_TW"/>
@@ -24559,18 +24445,12 @@
         </w:rPr>
         <w:t>就像在</w:t>
       </w:r>
-      <w:hyperlink r:id="rId26">
-        <w:r>
-          <w:rPr>
-            <w:lang w:val="zh_TW" w:bidi="zh_TW"/>
-          </w:rPr>
-          <w:rPr>
-            <w:color w:val="0000EE"/>
-            <w:u w:val="single"/>
-          </w:rPr>
-          <w:t>二章11節</w:t>
-        </w:r>
-      </w:hyperlink>
+      <w:r>
+        <w:rPr>
+          <w:lang w:val="zh_TW" w:bidi="zh_TW"/>
+        </w:rPr>
+        <w:t>二章11節</w:t>
+      </w:r>
       <w:r>
         <w:rPr>
           <w:lang w:val="zh_TW" w:bidi="zh_TW"/>
@@ -24590,18 +24470,12 @@
         </w:rPr>
         <w:t>的詞可以描述為：（1）不引人注目和和平。保羅在</w:t>
       </w:r>
-      <w:hyperlink r:id="rId25">
-        <w:r>
-          <w:rPr>
-            <w:lang w:val="zh_TW" w:bidi="zh_TW"/>
-          </w:rPr>
-          <w:rPr>
-            <w:color w:val="0000EE"/>
-            <w:u w:val="single"/>
-          </w:rPr>
-          <w:t>二章2節</w:t>
-        </w:r>
-      </w:hyperlink>
+      <w:r>
+        <w:rPr>
+          <w:lang w:val="zh_TW" w:bidi="zh_TW"/>
+        </w:rPr>
+        <w:t>二章2節</w:t>
+      </w:r>
       <w:r>
         <w:rPr>
           <w:lang w:val="zh_TW" w:bidi="zh_TW"/>
@@ -24982,18 +24856,12 @@
         </w:rPr>
         <w:t>這裡保羅提到了出自於</w:t>
       </w:r>
-      <w:hyperlink r:id="rId28">
-        <w:r>
-          <w:rPr>
-            <w:lang w:val="zh_TW" w:bidi="zh_TW"/>
-          </w:rPr>
-          <w:rPr>
-            <w:color w:val="0000EE"/>
-            <w:u w:val="single"/>
-          </w:rPr>
-          <w:t>創世記二章5節至25節</w:t>
-        </w:r>
-      </w:hyperlink>
+      <w:r>
+        <w:rPr>
+          <w:lang w:val="zh_TW" w:bidi="zh_TW"/>
+        </w:rPr>
+        <w:t>創世記二章5節至25節</w:t>
+      </w:r>
       <w:r>
         <w:rPr>
           <w:lang w:val="zh_TW" w:bidi="zh_TW"/>
@@ -25362,18 +25230,12 @@
         </w:rPr>
         <w:t>這裡保羅提到了一個在</w:t>
       </w:r>
-      <w:hyperlink r:id="rId29">
-        <w:r>
-          <w:rPr>
-            <w:lang w:val="zh_TW" w:bidi="zh_TW"/>
-          </w:rPr>
-          <w:rPr>
-            <w:color w:val="0000EE"/>
-            <w:u w:val="single"/>
-          </w:rPr>
-          <w:t>創世記三章1至7節</w:t>
-        </w:r>
-      </w:hyperlink>
+      <w:r>
+        <w:rPr>
+          <w:lang w:val="zh_TW" w:bidi="zh_TW"/>
+        </w:rPr>
+        <w:t>創世記三章1至7節</w:t>
+      </w:r>
       <w:r>
         <w:rPr>
           <w:lang w:val="zh_TW" w:bidi="zh_TW"/>
@@ -27332,18 +27194,12 @@
         </w:rPr>
         <w:t>在這裡，就像在</w:t>
       </w:r>
-      <w:hyperlink r:id="rId18">
-        <w:r>
-          <w:rPr>
-            <w:lang w:val="zh_TW" w:bidi="zh_TW"/>
-          </w:rPr>
-          <w:rPr>
-            <w:color w:val="0000EE"/>
-            <w:u w:val="single"/>
-          </w:rPr>
-          <w:t>一章15節</w:t>
-        </w:r>
-      </w:hyperlink>
+      <w:r>
+        <w:rPr>
+          <w:lang w:val="zh_TW" w:bidi="zh_TW"/>
+        </w:rPr>
+        <w:t>一章15節</w:t>
+      </w:r>
       <w:r>
         <w:rPr>
           <w:lang w:val="zh_TW" w:bidi="zh_TW"/>
@@ -32178,36 +32034,24 @@
         </w:rPr>
         <w:t>是指不會控訴人做錯了任何事。如果在你的語言中這樣表達會更有幫助，你可以使用類似的片語或直接說明其意思。請查看你在</w:t>
       </w:r>
-      <w:hyperlink r:id="rId15">
-        <w:r>
-          <w:rPr>
-            <w:lang w:val="zh_TW" w:bidi="zh_TW"/>
-          </w:rPr>
-          <w:rPr>
-            <w:color w:val="0000EE"/>
-            <w:u w:val="single"/>
-          </w:rPr>
-          <w:t>一章5節</w:t>
-        </w:r>
-      </w:hyperlink>
+      <w:r>
+        <w:rPr>
+          <w:lang w:val="zh_TW" w:bidi="zh_TW"/>
+        </w:rPr>
+        <w:t>一章5節</w:t>
+      </w:r>
       <w:r>
         <w:rPr>
           <w:lang w:val="zh_TW" w:bidi="zh_TW"/>
         </w:rPr>
         <w:t>和</w:t>
       </w:r>
-      <w:hyperlink r:id="rId30">
-        <w:r>
-          <w:rPr>
-            <w:lang w:val="zh_TW" w:bidi="zh_TW"/>
-          </w:rPr>
-          <w:rPr>
-            <w:color w:val="0000EE"/>
-            <w:u w:val="single"/>
-          </w:rPr>
-          <w:t>1章19節</w:t>
-        </w:r>
-      </w:hyperlink>
+      <w:r>
+        <w:rPr>
+          <w:lang w:val="zh_TW" w:bidi="zh_TW"/>
+        </w:rPr>
+        <w:t>1章19節</w:t>
+      </w:r>
       <w:r>
         <w:rPr>
           <w:lang w:val="zh_TW" w:bidi="zh_TW"/>
@@ -33181,18 +33025,12 @@
         </w:rPr>
         <w:t>保羅在</w:t>
       </w:r>
-      <w:hyperlink r:id="rId31">
-        <w:r>
-          <w:rPr>
-            <w:lang w:val="zh_TW" w:bidi="zh_TW"/>
-          </w:rPr>
-          <w:rPr>
-            <w:color w:val="0000EE"/>
-            <w:u w:val="single"/>
-          </w:rPr>
-          <w:t>三章2節</w:t>
-        </w:r>
-      </w:hyperlink>
+      <w:r>
+        <w:rPr>
+          <w:lang w:val="zh_TW" w:bidi="zh_TW"/>
+        </w:rPr>
+        <w:t>三章2節</w:t>
+      </w:r>
       <w:r>
         <w:rPr>
           <w:lang w:val="zh_TW" w:bidi="zh_TW"/>
@@ -33590,18 +33428,12 @@
         </w:rPr>
         <w:t>引入了一個原因，說明為什麼執事應該是保羅在</w:t>
       </w:r>
-      <w:hyperlink r:id="rId32">
-        <w:r>
-          <w:rPr>
-            <w:lang w:val="zh_TW" w:bidi="zh_TW"/>
-          </w:rPr>
-          <w:rPr>
-            <w:color w:val="0000EE"/>
-            <w:u w:val="single"/>
-          </w:rPr>
-          <w:t>三章8至12節</w:t>
-        </w:r>
-      </w:hyperlink>
+      <w:r>
+        <w:rPr>
+          <w:lang w:val="zh_TW" w:bidi="zh_TW"/>
+        </w:rPr>
+        <w:t>三章8至12節</w:t>
+      </w:r>
       <w:r>
         <w:rPr>
           <w:lang w:val="zh_TW" w:bidi="zh_TW"/>
@@ -33732,36 +33564,24 @@
         </w:rPr>
         <w:t>可以指：(1) 僅指保羅在</w:t>
       </w:r>
-      <w:hyperlink r:id="rId32">
-        <w:r>
-          <w:rPr>
-            <w:lang w:val="zh_TW" w:bidi="zh_TW"/>
-          </w:rPr>
-          <w:rPr>
-            <w:color w:val="0000EE"/>
-            <w:u w:val="single"/>
-          </w:rPr>
-          <w:t>三章8至12節</w:t>
-        </w:r>
-      </w:hyperlink>
+      <w:r>
+        <w:rPr>
+          <w:lang w:val="zh_TW" w:bidi="zh_TW"/>
+        </w:rPr>
+        <w:t>三章8至12節</w:t>
+      </w:r>
       <w:r>
         <w:rPr>
           <w:lang w:val="zh_TW" w:bidi="zh_TW"/>
         </w:rPr>
         <w:t>中討論過的執事。另譯：「那些已經在服事的執事」 (2) 同時指保羅在</w:t>
       </w:r>
-      <w:hyperlink r:id="rId33">
-        <w:r>
-          <w:rPr>
-            <w:lang w:val="zh_TW" w:bidi="zh_TW"/>
-          </w:rPr>
-          <w:rPr>
-            <w:color w:val="0000EE"/>
-            <w:u w:val="single"/>
-          </w:rPr>
-          <w:t>三章1至12節</w:t>
-        </w:r>
-      </w:hyperlink>
+      <w:r>
+        <w:rPr>
+          <w:lang w:val="zh_TW" w:bidi="zh_TW"/>
+        </w:rPr>
+        <w:t>三章1至12節</w:t>
+      </w:r>
       <w:r>
         <w:rPr>
           <w:lang w:val="zh_TW" w:bidi="zh_TW"/>
@@ -41072,18 +40892,12 @@
         </w:rPr>
         <w:t>包含了他在</w:t>
       </w:r>
-      <w:hyperlink r:id="rId34">
-        <w:r>
-          <w:rPr>
-            <w:lang w:val="zh_TW" w:bidi="zh_TW"/>
-          </w:rPr>
-          <w:rPr>
-            <w:color w:val="0000EE"/>
-            <w:u w:val="single"/>
-          </w:rPr>
-          <w:t>四章4節</w:t>
-        </w:r>
-      </w:hyperlink>
+      <w:r>
+        <w:rPr>
+          <w:lang w:val="zh_TW" w:bidi="zh_TW"/>
+        </w:rPr>
+        <w:t>四章4節</w:t>
+      </w:r>
       <w:r>
         <w:rPr>
           <w:lang w:val="zh_TW" w:bidi="zh_TW"/>
@@ -41313,36 +41127,24 @@
         </w:rPr>
         <w:t>指的可能是保羅在</w:t>
       </w:r>
-      <w:hyperlink r:id="rId35">
-        <w:r>
-          <w:rPr>
-            <w:lang w:val="zh_TW" w:bidi="zh_TW"/>
-          </w:rPr>
-          <w:rPr>
-            <w:color w:val="0000EE"/>
-            <w:u w:val="single"/>
-          </w:rPr>
-          <w:t>四章1至5節</w:t>
-        </w:r>
-      </w:hyperlink>
+      <w:r>
+        <w:rPr>
+          <w:lang w:val="zh_TW" w:bidi="zh_TW"/>
+        </w:rPr>
+        <w:t>四章1至5節</w:t>
+      </w:r>
       <w:r>
         <w:rPr>
           <w:lang w:val="zh_TW" w:bidi="zh_TW"/>
         </w:rPr>
         <w:t>、或</w:t>
       </w:r>
-      <w:hyperlink r:id="rId36">
-        <w:r>
-          <w:rPr>
-            <w:lang w:val="zh_TW" w:bidi="zh_TW"/>
-          </w:rPr>
-          <w:rPr>
-            <w:color w:val="0000EE"/>
-            <w:u w:val="single"/>
-          </w:rPr>
-          <w:t>三章14節至四章5節</w:t>
-        </w:r>
-      </w:hyperlink>
+      <w:r>
+        <w:rPr>
+          <w:lang w:val="zh_TW" w:bidi="zh_TW"/>
+        </w:rPr>
+        <w:t>三章14節至四章5節</w:t>
+      </w:r>
       <w:r>
         <w:rPr>
           <w:lang w:val="zh_TW" w:bidi="zh_TW"/>
@@ -42622,18 +42424,12 @@
         </w:rPr>
         <w:t>，這與他應該如何對待「善道」形成對比（</w:t>
       </w:r>
-      <w:hyperlink r:id="rId37">
-        <w:r>
-          <w:rPr>
-            <w:lang w:val="zh_TW" w:bidi="zh_TW"/>
-          </w:rPr>
-          <w:rPr>
-            <w:color w:val="0000EE"/>
-            <w:u w:val="single"/>
-          </w:rPr>
-          <w:t>4:6</w:t>
-        </w:r>
-      </w:hyperlink>
+      <w:r>
+        <w:rPr>
+          <w:lang w:val="zh_TW" w:bidi="zh_TW"/>
+        </w:rPr>
+        <w:t>4:6</w:t>
+      </w:r>
       <w:r>
         <w:rPr>
           <w:lang w:val="zh_TW" w:bidi="zh_TW"/>
@@ -42889,18 +42685,12 @@
         </w:rPr>
         <w:t>這個詞指的是一種通常被認為不可信的故事。這類故事通常是關於一些重要人物在很久以前所做的事情。通常在一個文化中，許多人會知道這些故事，但不認為它們是可靠的歷史敘述。請查看你在</w:t>
       </w:r>
-      <w:hyperlink r:id="rId38">
-        <w:r>
-          <w:rPr>
-            <w:lang w:val="zh_TW" w:bidi="zh_TW"/>
-          </w:rPr>
-          <w:rPr>
-            <w:color w:val="0000EE"/>
-            <w:u w:val="single"/>
-          </w:rPr>
-          <w:t>一章4節</w:t>
-        </w:r>
-      </w:hyperlink>
+      <w:r>
+        <w:rPr>
+          <w:lang w:val="zh_TW" w:bidi="zh_TW"/>
+        </w:rPr>
+        <w:t>一章4節</w:t>
+      </w:r>
       <w:r>
         <w:rPr>
           <w:lang w:val="zh_TW" w:bidi="zh_TW"/>
@@ -44327,18 +44117,12 @@
         </w:rPr>
         <w:t>這節經文與</w:t>
       </w:r>
-      <w:hyperlink r:id="rId18">
-        <w:r>
-          <w:rPr>
-            <w:lang w:val="zh_TW" w:bidi="zh_TW"/>
-          </w:rPr>
-          <w:rPr>
-            <w:color w:val="0000EE"/>
-            <w:u w:val="single"/>
-          </w:rPr>
-          <w:t>一章15節</w:t>
-        </w:r>
-      </w:hyperlink>
+      <w:r>
+        <w:rPr>
+          <w:lang w:val="zh_TW" w:bidi="zh_TW"/>
+        </w:rPr>
+        <w:t>一章15節</w:t>
+      </w:r>
       <w:r>
         <w:rPr>
           <w:lang w:val="zh_TW" w:bidi="zh_TW"/>
@@ -44448,36 +44232,24 @@
         </w:rPr>
         <w:t>這個片語可以指：（1）保羅即將在</w:t>
       </w:r>
-      <w:hyperlink r:id="rId39">
-        <w:r>
-          <w:rPr>
-            <w:lang w:val="zh_TW" w:bidi="zh_TW"/>
-          </w:rPr>
-          <w:rPr>
-            <w:color w:val="0000EE"/>
-            <w:u w:val="single"/>
-          </w:rPr>
-          <w:t>四章10節</w:t>
-        </w:r>
-      </w:hyperlink>
+      <w:r>
+        <w:rPr>
+          <w:lang w:val="zh_TW" w:bidi="zh_TW"/>
+        </w:rPr>
+        <w:t>四章10節</w:t>
+      </w:r>
       <w:r>
         <w:rPr>
           <w:lang w:val="zh_TW" w:bidi="zh_TW"/>
         </w:rPr>
         <w:t>中寫的話。另譯：「接下來的話」 (2) 回顧保羅在</w:t>
       </w:r>
-      <w:hyperlink r:id="rId40">
-        <w:r>
-          <w:rPr>
-            <w:lang w:val="zh_TW" w:bidi="zh_TW"/>
-          </w:rPr>
-          <w:rPr>
-            <w:color w:val="0000EE"/>
-            <w:u w:val="single"/>
-          </w:rPr>
-          <w:t>四章8節</w:t>
-        </w:r>
-      </w:hyperlink>
+      <w:r>
+        <w:rPr>
+          <w:lang w:val="zh_TW" w:bidi="zh_TW"/>
+        </w:rPr>
+        <w:t>四章8節</w:t>
+      </w:r>
       <w:r>
         <w:rPr>
           <w:lang w:val="zh_TW" w:bidi="zh_TW"/>
@@ -44609,18 +44381,12 @@
         </w:rPr>
         <w:t>這個詞引出了一個理由，說明為什麼這句話是可信的且應被接受的（見</w:t>
       </w:r>
-      <w:hyperlink r:id="rId41">
-        <w:r>
-          <w:rPr>
-            <w:lang w:val="zh_TW" w:bidi="zh_TW"/>
-          </w:rPr>
-          <w:rPr>
-            <w:color w:val="0000EE"/>
-            <w:u w:val="single"/>
-          </w:rPr>
-          <w:t>4:9</w:t>
-        </w:r>
-      </w:hyperlink>
+      <w:r>
+        <w:rPr>
+          <w:lang w:val="zh_TW" w:bidi="zh_TW"/>
+        </w:rPr>
+        <w:t>4:9</w:t>
+      </w:r>
       <w:r>
         <w:rPr>
           <w:lang w:val="zh_TW" w:bidi="zh_TW"/>
@@ -44751,18 +44517,12 @@
         </w:rPr>
         <w:t>可以指：（1）保羅即將在本節中其餘部分所要說的對神的盼望。另譯：「我們勞苦努力的原因是因為」（2）保羅在</w:t>
       </w:r>
-      <w:hyperlink r:id="rId40">
-        <w:r>
-          <w:rPr>
-            <w:lang w:val="zh_TW" w:bidi="zh_TW"/>
-          </w:rPr>
-          <w:rPr>
-            <w:color w:val="0000EE"/>
-            <w:u w:val="single"/>
-          </w:rPr>
-          <w:t>四章8節</w:t>
-        </w:r>
-      </w:hyperlink>
+      <w:r>
+        <w:rPr>
+          <w:lang w:val="zh_TW" w:bidi="zh_TW"/>
+        </w:rPr>
+        <w:t>四章8節</w:t>
+      </w:r>
       <w:r>
         <w:rPr>
           <w:lang w:val="zh_TW" w:bidi="zh_TW"/>
@@ -45109,18 +44869,12 @@
         </w:rPr>
         <w:t>這片語將神識別為「活著」的那一位。這裡的重點是，神確實是「活著」的，不像是那些偶像和其他人稱為「神」的事物。請參看你在</w:t>
       </w:r>
-      <w:hyperlink r:id="rId42">
-        <w:r>
-          <w:rPr>
-            <w:lang w:val="zh_TW" w:bidi="zh_TW"/>
-          </w:rPr>
-          <w:rPr>
-            <w:color w:val="0000EE"/>
-            <w:u w:val="single"/>
-          </w:rPr>
-          <w:t>三章15節</w:t>
-        </w:r>
-      </w:hyperlink>
+      <w:r>
+        <w:rPr>
+          <w:lang w:val="zh_TW" w:bidi="zh_TW"/>
+        </w:rPr>
+        <w:t>三章15節</w:t>
+      </w:r>
       <w:r>
         <w:rPr>
           <w:lang w:val="zh_TW" w:bidi="zh_TW"/>
@@ -45505,36 +45259,24 @@
         </w:rPr>
         <w:t>可能是指保羅在</w:t>
       </w:r>
-      <w:hyperlink r:id="rId43">
-        <w:r>
-          <w:rPr>
-            <w:lang w:val="zh_TW" w:bidi="zh_TW"/>
-          </w:rPr>
-          <w:rPr>
-            <w:color w:val="0000EE"/>
-            <w:u w:val="single"/>
-          </w:rPr>
-          <w:t>四章6至10節</w:t>
-        </w:r>
-      </w:hyperlink>
+      <w:r>
+        <w:rPr>
+          <w:lang w:val="zh_TW" w:bidi="zh_TW"/>
+        </w:rPr>
+        <w:t>四章6至10節</w:t>
+      </w:r>
       <w:r>
         <w:rPr>
           <w:lang w:val="zh_TW" w:bidi="zh_TW"/>
         </w:rPr>
         <w:t>、或</w:t>
       </w:r>
-      <w:hyperlink r:id="rId44">
-        <w:r>
-          <w:rPr>
-            <w:lang w:val="zh_TW" w:bidi="zh_TW"/>
-          </w:rPr>
-          <w:rPr>
-            <w:color w:val="0000EE"/>
-            <w:u w:val="single"/>
-          </w:rPr>
-          <w:t>四章1至10節</w:t>
-        </w:r>
-      </w:hyperlink>
+      <w:r>
+        <w:rPr>
+          <w:lang w:val="zh_TW" w:bidi="zh_TW"/>
+        </w:rPr>
+        <w:t>四章1至10節</w:t>
+      </w:r>
       <w:r>
         <w:rPr>
           <w:lang w:val="zh_TW" w:bidi="zh_TW"/>
@@ -47330,36 +47072,24 @@
         </w:rPr>
         <w:t>指的可能是保羅在</w:t>
       </w:r>
-      <w:hyperlink r:id="rId45">
-        <w:r>
-          <w:rPr>
-            <w:lang w:val="zh_TW" w:bidi="zh_TW"/>
-          </w:rPr>
-          <w:rPr>
-            <w:color w:val="0000EE"/>
-            <w:u w:val="single"/>
-          </w:rPr>
-          <w:t>四章11至14節</w:t>
-        </w:r>
-      </w:hyperlink>
+      <w:r>
+        <w:rPr>
+          <w:lang w:val="zh_TW" w:bidi="zh_TW"/>
+        </w:rPr>
+        <w:t>四章11至14節</w:t>
+      </w:r>
       <w:r>
         <w:rPr>
           <w:lang w:val="zh_TW" w:bidi="zh_TW"/>
         </w:rPr>
         <w:t>、或</w:t>
       </w:r>
-      <w:hyperlink r:id="rId46">
-        <w:r>
-          <w:rPr>
-            <w:lang w:val="zh_TW" w:bidi="zh_TW"/>
-          </w:rPr>
-          <w:rPr>
-            <w:color w:val="0000EE"/>
-            <w:u w:val="single"/>
-          </w:rPr>
-          <w:t>四章6至14節</w:t>
-        </w:r>
-      </w:hyperlink>
+      <w:r>
+        <w:rPr>
+          <w:lang w:val="zh_TW" w:bidi="zh_TW"/>
+        </w:rPr>
+        <w:t>四章6至14節</w:t>
+      </w:r>
       <w:r>
         <w:rPr>
           <w:lang w:val="zh_TW" w:bidi="zh_TW"/>
@@ -48143,18 +47873,12 @@
         </w:rPr>
         <w:t>可以指：（1）</w:t>
       </w:r>
-      <w:hyperlink r:id="rId47">
-        <w:r>
-          <w:rPr>
-            <w:lang w:val="zh_TW" w:bidi="zh_TW"/>
-          </w:rPr>
-          <w:rPr>
-            <w:color w:val="0000EE"/>
-            <w:u w:val="single"/>
-          </w:rPr>
-          <w:t>四章15節</w:t>
-        </w:r>
-      </w:hyperlink>
+      <w:r>
+        <w:rPr>
+          <w:lang w:val="zh_TW" w:bidi="zh_TW"/>
+        </w:rPr>
+        <w:t>四章15節</w:t>
+      </w:r>
       <w:r>
         <w:rPr>
           <w:lang w:val="zh_TW" w:bidi="zh_TW"/>
@@ -51330,18 +51054,12 @@
         </w:rPr>
         <w:t>。如同在</w:t>
       </w:r>
-      <w:hyperlink r:id="rId48">
-        <w:r>
-          <w:rPr>
-            <w:lang w:val="zh_TW" w:bidi="zh_TW"/>
-          </w:rPr>
-          <w:rPr>
-            <w:color w:val="0000EE"/>
-            <w:u w:val="single"/>
-          </w:rPr>
-          <w:t>五章3節</w:t>
-        </w:r>
-      </w:hyperlink>
+      <w:r>
+        <w:rPr>
+          <w:lang w:val="zh_TW" w:bidi="zh_TW"/>
+        </w:rPr>
+        <w:t>五章3節</w:t>
+      </w:r>
       <w:r>
         <w:rPr>
           <w:lang w:val="zh_TW" w:bidi="zh_TW"/>
@@ -52238,18 +51956,12 @@
         </w:rPr>
         <w:t>指的是前面經文中關於寡婦及其家庭的指示（見</w:t>
       </w:r>
-      <w:hyperlink r:id="rId49">
-        <w:r>
-          <w:rPr>
-            <w:lang w:val="zh_TW" w:bidi="zh_TW"/>
-          </w:rPr>
-          <w:rPr>
-            <w:color w:val="0000EE"/>
-            <w:u w:val="single"/>
-          </w:rPr>
-          <w:t>5:4–6</w:t>
-        </w:r>
-      </w:hyperlink>
+      <w:r>
+        <w:rPr>
+          <w:lang w:val="zh_TW" w:bidi="zh_TW"/>
+        </w:rPr>
+        <w:t>5:4–6</w:t>
+      </w:r>
       <w:r>
         <w:rPr>
           <w:lang w:val="zh_TW" w:bidi="zh_TW"/>
@@ -52269,18 +51981,12 @@
         </w:rPr>
         <w:t>這個詞，因為他早些時候告訴提摩太要「吩咐」其它事情（見</w:t>
       </w:r>
-      <w:hyperlink r:id="rId50">
-        <w:r>
-          <w:rPr>
-            <w:lang w:val="zh_TW" w:bidi="zh_TW"/>
-          </w:rPr>
-          <w:rPr>
-            <w:color w:val="0000EE"/>
-            <w:u w:val="single"/>
-          </w:rPr>
-          <w:t>4:11</w:t>
-        </w:r>
-      </w:hyperlink>
+      <w:r>
+        <w:rPr>
+          <w:lang w:val="zh_TW" w:bidi="zh_TW"/>
+        </w:rPr>
+        <w:t>4:11</w:t>
+      </w:r>
       <w:r>
         <w:rPr>
           <w:lang w:val="zh_TW" w:bidi="zh_TW"/>
@@ -53839,18 +53545,12 @@
         </w:rPr>
         <w:t>保羅在</w:t>
       </w:r>
-      <w:hyperlink r:id="rId31">
-        <w:r>
-          <w:rPr>
-            <w:lang w:val="zh_TW" w:bidi="zh_TW"/>
-          </w:rPr>
-          <w:rPr>
-            <w:color w:val="0000EE"/>
-            <w:u w:val="single"/>
-          </w:rPr>
-          <w:t>三章2節</w:t>
-        </w:r>
-      </w:hyperlink>
+      <w:r>
+        <w:rPr>
+          <w:lang w:val="zh_TW" w:bidi="zh_TW"/>
+        </w:rPr>
+        <w:t>三章2節</w:t>
+      </w:r>
       <w:r>
         <w:rPr>
           <w:lang w:val="zh_TW" w:bidi="zh_TW"/>
@@ -55031,18 +54731,12 @@
         </w:rPr>
         <w:t xml:space="preserve">列入教會支持的寡婦名冊中（見 </w:t>
       </w:r>
-      <w:hyperlink r:id="rId51">
-        <w:r>
-          <w:rPr>
-            <w:lang w:val="zh_TW" w:bidi="zh_TW"/>
-          </w:rPr>
-          <w:rPr>
-            <w:color w:val="0000EE"/>
-            <w:u w:val="single"/>
-          </w:rPr>
-          <w:t>5:9</w:t>
-        </w:r>
-      </w:hyperlink>
+      <w:r>
+        <w:rPr>
+          <w:lang w:val="zh_TW" w:bidi="zh_TW"/>
+        </w:rPr>
+        <w:t>5:9</w:t>
+      </w:r>
       <w:r>
         <w:rPr>
           <w:lang w:val="zh_TW" w:bidi="zh_TW"/>
@@ -55272,18 +54966,12 @@
         </w:rPr>
         <w:t>由於在</w:t>
       </w:r>
-      <w:hyperlink r:id="rId52">
-        <w:r>
-          <w:rPr>
-            <w:lang w:val="zh_TW" w:bidi="zh_TW"/>
-          </w:rPr>
-          <w:rPr>
-            <w:color w:val="0000EE"/>
-            <w:u w:val="single"/>
-          </w:rPr>
-          <w:t>五章14節</w:t>
-        </w:r>
-      </w:hyperlink>
+      <w:r>
+        <w:rPr>
+          <w:lang w:val="zh_TW" w:bidi="zh_TW"/>
+        </w:rPr>
+        <w:t>五章14節</w:t>
+      </w:r>
       <w:r>
         <w:rPr>
           <w:lang w:val="zh_TW" w:bidi="zh_TW"/>
@@ -56201,18 +55889,12 @@
         </w:rPr>
         <w:t>代表透過反覆做某事來體驗它。如果在你的語言中這樣表達會更有幫助的話，你可以使用你語言中相應的表達，或直接陳述其含意。請參看你在</w:t>
       </w:r>
-      <w:hyperlink r:id="rId53">
-        <w:r>
-          <w:rPr>
-            <w:lang w:val="zh_TW" w:bidi="zh_TW"/>
-          </w:rPr>
-          <w:rPr>
-            <w:color w:val="0000EE"/>
-            <w:u w:val="single"/>
-          </w:rPr>
-          <w:t>五章4節</w:t>
-        </w:r>
-      </w:hyperlink>
+      <w:r>
+        <w:rPr>
+          <w:lang w:val="zh_TW" w:bidi="zh_TW"/>
+        </w:rPr>
+        <w:t>五章4節</w:t>
+      </w:r>
       <w:r>
         <w:rPr>
           <w:lang w:val="zh_TW" w:bidi="zh_TW"/>
@@ -56552,18 +56234,12 @@
         </w:rPr>
         <w:t>在這裡，保羅指的是他在</w:t>
       </w:r>
-      <w:hyperlink r:id="rId54">
-        <w:r>
-          <w:rPr>
-            <w:lang w:val="zh_TW" w:bidi="zh_TW"/>
-          </w:rPr>
-          <w:rPr>
-            <w:color w:val="0000EE"/>
-            <w:u w:val="single"/>
-          </w:rPr>
-          <w:t>五章11至13節</w:t>
-        </w:r>
-      </w:hyperlink>
+      <w:r>
+        <w:rPr>
+          <w:lang w:val="zh_TW" w:bidi="zh_TW"/>
+        </w:rPr>
+        <w:t>五章11至13節</w:t>
+      </w:r>
       <w:r>
         <w:rPr>
           <w:lang w:val="zh_TW" w:bidi="zh_TW"/>
@@ -58014,18 +57690,12 @@
         </w:rPr>
         <w:t>在這裡，保羅再次定義了他特別指的那種寡婦。正如在</w:t>
       </w:r>
-      <w:hyperlink r:id="rId48">
-        <w:r>
-          <w:rPr>
-            <w:lang w:val="zh_TW" w:bidi="zh_TW"/>
-          </w:rPr>
-          <w:rPr>
-            <w:color w:val="0000EE"/>
-            <w:u w:val="single"/>
-          </w:rPr>
-          <w:t>五章3節</w:t>
-        </w:r>
-      </w:hyperlink>
+      <w:r>
+        <w:rPr>
+          <w:lang w:val="zh_TW" w:bidi="zh_TW"/>
+        </w:rPr>
+        <w:t>五章3節</w:t>
+      </w:r>
       <w:r>
         <w:rPr>
           <w:lang w:val="zh_TW" w:bidi="zh_TW"/>
@@ -58965,36 +58635,24 @@
         </w:rPr>
         <w:t>在這裡，保羅引用了舊約聖經中的經文，特別是來自</w:t>
       </w:r>
-      <w:hyperlink r:id="rId55">
-        <w:r>
-          <w:rPr>
-            <w:lang w:val="zh_TW" w:bidi="zh_TW"/>
-          </w:rPr>
-          <w:rPr>
-            <w:color w:val="0000EE"/>
-            <w:u w:val="single"/>
-          </w:rPr>
-          <w:t>申命記二十五章4節</w:t>
-        </w:r>
-      </w:hyperlink>
+      <w:r>
+        <w:rPr>
+          <w:lang w:val="zh_TW" w:bidi="zh_TW"/>
+        </w:rPr>
+        <w:t>申命記二十五章4節</w:t>
+      </w:r>
       <w:r>
         <w:rPr>
           <w:lang w:val="zh_TW" w:bidi="zh_TW"/>
         </w:rPr>
         <w:t>的經文。然後他引用了耶穌在</w:t>
       </w:r>
-      <w:hyperlink r:id="rId56">
-        <w:r>
-          <w:rPr>
-            <w:lang w:val="zh_TW" w:bidi="zh_TW"/>
-          </w:rPr>
-          <w:rPr>
-            <w:color w:val="0000EE"/>
-            <w:u w:val="single"/>
-          </w:rPr>
-          <w:t>路加福音十章7節</w:t>
-        </w:r>
-      </w:hyperlink>
+      <w:r>
+        <w:rPr>
+          <w:lang w:val="zh_TW" w:bidi="zh_TW"/>
+        </w:rPr>
+        <w:t>路加福音十章7節</w:t>
+      </w:r>
       <w:r>
         <w:rPr>
           <w:lang w:val="zh_TW" w:bidi="zh_TW"/>
@@ -61059,18 +60717,12 @@
         </w:rPr>
         <w:t>指的是保羅給提摩太關於如何對待長老的指示（見</w:t>
       </w:r>
-      <w:hyperlink r:id="rId57">
-        <w:r>
-          <w:rPr>
-            <w:lang w:val="zh_TW" w:bidi="zh_TW"/>
-          </w:rPr>
-          <w:rPr>
-            <w:color w:val="0000EE"/>
-            <w:u w:val="single"/>
-          </w:rPr>
-          <w:t>5:17–20</w:t>
-        </w:r>
-      </w:hyperlink>
+      <w:r>
+        <w:rPr>
+          <w:lang w:val="zh_TW" w:bidi="zh_TW"/>
+        </w:rPr>
+        <w:t>5:17–20</w:t>
+      </w:r>
       <w:r>
         <w:rPr>
           <w:lang w:val="zh_TW" w:bidi="zh_TW"/>
@@ -64775,36 +64427,24 @@
         </w:rPr>
         <w:t>指的是保羅給提摩太的指示。這些指示可能是</w:t>
       </w:r>
-      <w:hyperlink r:id="rId58">
-        <w:r>
-          <w:rPr>
-            <w:lang w:val="zh_TW" w:bidi="zh_TW"/>
-          </w:rPr>
-          <w:rPr>
-            <w:color w:val="0000EE"/>
-            <w:u w:val="single"/>
-          </w:rPr>
-          <w:t>六章1至2節</w:t>
-        </w:r>
-      </w:hyperlink>
+      <w:r>
+        <w:rPr>
+          <w:lang w:val="zh_TW" w:bidi="zh_TW"/>
+        </w:rPr>
+        <w:t>六章1至2節</w:t>
+      </w:r>
       <w:r>
         <w:rPr>
           <w:lang w:val="zh_TW" w:bidi="zh_TW"/>
         </w:rPr>
         <w:t>、</w:t>
       </w:r>
-      <w:hyperlink r:id="rId59">
-        <w:r>
-          <w:rPr>
-            <w:lang w:val="zh_TW" w:bidi="zh_TW"/>
-          </w:rPr>
-          <w:rPr>
-            <w:color w:val="0000EE"/>
-            <w:u w:val="single"/>
-          </w:rPr>
-          <w:t>五章3節至六章2節</w:t>
-        </w:r>
-      </w:hyperlink>
+      <w:r>
+        <w:rPr>
+          <w:lang w:val="zh_TW" w:bidi="zh_TW"/>
+        </w:rPr>
+        <w:t>五章3節至六章2節</w:t>
+      </w:r>
       <w:r>
         <w:rPr>
           <w:lang w:val="zh_TW" w:bidi="zh_TW"/>
@@ -65021,18 +64661,12 @@
         </w:rPr>
         <w:t>這意味著有些人所傳的內容與保羅和提摩太所傳的不同，而不是他們以不同的方式傳道。如果在你的語言中這樣表達會更有幫助的話，你可以將這個意思表達得更明確。請參看你在</w:t>
       </w:r>
-      <w:hyperlink r:id="rId60">
-        <w:r>
-          <w:rPr>
-            <w:lang w:val="zh_TW" w:bidi="zh_TW"/>
-          </w:rPr>
-          <w:rPr>
-            <w:color w:val="0000EE"/>
-            <w:u w:val="single"/>
-          </w:rPr>
-          <w:t>一章3節</w:t>
-        </w:r>
-      </w:hyperlink>
+      <w:r>
+        <w:rPr>
+          <w:lang w:val="zh_TW" w:bidi="zh_TW"/>
+        </w:rPr>
+        <w:t>一章3節</w:t>
+      </w:r>
       <w:r>
         <w:rPr>
           <w:lang w:val="zh_TW" w:bidi="zh_TW"/>
@@ -65381,18 +65015,12 @@
         </w:rPr>
         <w:t>在各方面都是良好且可靠的，沒有缺陷或敗壞的。如果在你的語言中這樣表達會更有幫助的話，你可以用明喻的方式來表達這個意思，或直接陳述其意思。請參看你在</w:t>
       </w:r>
-      <w:hyperlink r:id="rId61">
-        <w:r>
-          <w:rPr>
-            <w:lang w:val="zh_TW" w:bidi="zh_TW"/>
-          </w:rPr>
-          <w:rPr>
-            <w:color w:val="0000EE"/>
-            <w:u w:val="single"/>
-          </w:rPr>
-          <w:t>一章10節</w:t>
-        </w:r>
-      </w:hyperlink>
+      <w:r>
+        <w:rPr>
+          <w:lang w:val="zh_TW" w:bidi="zh_TW"/>
+        </w:rPr>
+        <w:t>一章10節</w:t>
+      </w:r>
       <w:r>
         <w:rPr>
           <w:lang w:val="zh_TW" w:bidi="zh_TW"/>
@@ -65994,18 +65622,12 @@
         </w:rPr>
         <w:t>一樣。如果在你的語言中這樣表達會更有幫助的話，你可以使用類似的比喻，或直接說明其含意。請參看你在</w:t>
       </w:r>
-      <w:hyperlink r:id="rId62">
-        <w:r>
-          <w:rPr>
-            <w:lang w:val="zh_TW" w:bidi="zh_TW"/>
-          </w:rPr>
-          <w:rPr>
-            <w:color w:val="0000EE"/>
-            <w:u w:val="single"/>
-          </w:rPr>
-          <w:t>三章6節</w:t>
-        </w:r>
-      </w:hyperlink>
+      <w:r>
+        <w:rPr>
+          <w:lang w:val="zh_TW" w:bidi="zh_TW"/>
+        </w:rPr>
+        <w:t>三章6節</w:t>
+      </w:r>
       <w:r>
         <w:rPr>
           <w:lang w:val="zh_TW" w:bidi="zh_TW"/>
@@ -68099,36 +67721,24 @@
         </w:rPr>
         <w:t>這個詞與保羅在</w:t>
       </w:r>
-      <w:hyperlink r:id="rId63">
-        <w:r>
-          <w:rPr>
-            <w:lang w:val="zh_TW" w:bidi="zh_TW"/>
-          </w:rPr>
-          <w:rPr>
-            <w:color w:val="0000EE"/>
-            <w:u w:val="single"/>
-          </w:rPr>
-          <w:t>六章5節</w:t>
-        </w:r>
-      </w:hyperlink>
+      <w:r>
+        <w:rPr>
+          <w:lang w:val="zh_TW" w:bidi="zh_TW"/>
+        </w:rPr>
+        <w:t>六章5節</w:t>
+      </w:r>
       <w:r>
         <w:rPr>
           <w:lang w:val="zh_TW" w:bidi="zh_TW"/>
         </w:rPr>
         <w:t>中用來指獲得金錢的詞相同。在這裡，他用這個詞來指獲得其它東西，但他並未明確說明是什麼。他可能指的是救恩、屬靈的祝福或其它事物。如果在你的語言中這樣區分會更有幫助的話，你可以將這裡與</w:t>
       </w:r>
-      <w:hyperlink r:id="rId63">
-        <w:r>
-          <w:rPr>
-            <w:lang w:val="zh_TW" w:bidi="zh_TW"/>
-          </w:rPr>
-          <w:rPr>
-            <w:color w:val="0000EE"/>
-            <w:u w:val="single"/>
-          </w:rPr>
-          <w:t>六章5節</w:t>
-        </w:r>
-      </w:hyperlink>
+      <w:r>
+        <w:rPr>
+          <w:lang w:val="zh_TW" w:bidi="zh_TW"/>
+        </w:rPr>
+        <w:t>六章5節</w:t>
+      </w:r>
       <w:r>
         <w:rPr>
           <w:lang w:val="zh_TW" w:bidi="zh_TW"/>
@@ -69437,18 +69047,12 @@
         </w:rPr>
         <w:t xml:space="preserve">引出了一些人所渴望的事與那些已滿足的人形成了對比（見 </w:t>
       </w:r>
-      <w:hyperlink r:id="rId64">
-        <w:r>
-          <w:rPr>
-            <w:lang w:val="zh_TW" w:bidi="zh_TW"/>
-          </w:rPr>
-          <w:rPr>
-            <w:color w:val="0000EE"/>
-            <w:u w:val="single"/>
-          </w:rPr>
-          <w:t>6:8</w:t>
-        </w:r>
-      </w:hyperlink>
+      <w:r>
+        <w:rPr>
+          <w:lang w:val="zh_TW" w:bidi="zh_TW"/>
+        </w:rPr>
+        <w:t>6:8</w:t>
+      </w:r>
       <w:r>
         <w:rPr>
           <w:lang w:val="zh_TW" w:bidi="zh_TW"/>
@@ -69814,18 +69418,12 @@
         </w:rPr>
         <w:t>一樣。如果在你的語言中這樣表達會更有幫助的話，你可以用明喻的方式來表達這個意思，或者直接陳述其含意。請參看你在</w:t>
       </w:r>
-      <w:hyperlink r:id="rId65">
-        <w:r>
-          <w:rPr>
-            <w:lang w:val="zh_TW" w:bidi="zh_TW"/>
-          </w:rPr>
-          <w:rPr>
-            <w:color w:val="0000EE"/>
-            <w:u w:val="single"/>
-          </w:rPr>
-          <w:t>三章7節</w:t>
-        </w:r>
-      </w:hyperlink>
+      <w:r>
+        <w:rPr>
+          <w:lang w:val="zh_TW" w:bidi="zh_TW"/>
+        </w:rPr>
+        <w:t>三章7節</w:t>
+      </w:r>
       <w:r>
         <w:rPr>
           <w:lang w:val="zh_TW" w:bidi="zh_TW"/>
@@ -73859,18 +73457,12 @@
         </w:rPr>
         <w:t>的名義來發誓。請用在你語言中自然的方式來表達誓言。請參看你在</w:t>
       </w:r>
-      <w:hyperlink r:id="rId66">
-        <w:r>
-          <w:rPr>
-            <w:lang w:val="zh_TW" w:bidi="zh_TW"/>
-          </w:rPr>
-          <w:rPr>
-            <w:color w:val="0000EE"/>
-            <w:u w:val="single"/>
-          </w:rPr>
-          <w:t>五章21節</w:t>
-        </w:r>
-      </w:hyperlink>
+      <w:r>
+        <w:rPr>
+          <w:lang w:val="zh_TW" w:bidi="zh_TW"/>
+        </w:rPr>
+        <w:t>五章21節</w:t>
+      </w:r>
       <w:r>
         <w:rPr>
           <w:lang w:val="zh_TW" w:bidi="zh_TW"/>
@@ -75203,18 +74795,12 @@
         </w:rPr>
         <w:t>表示耶穌的顯現將會在適當的時間或時期發生。請參看你在</w:t>
       </w:r>
-      <w:hyperlink r:id="rId67">
-        <w:r>
-          <w:rPr>
-            <w:lang w:val="zh_TW" w:bidi="zh_TW"/>
-          </w:rPr>
-          <w:rPr>
-            <w:color w:val="0000EE"/>
-            <w:u w:val="single"/>
-          </w:rPr>
-          <w:t>二章6節</w:t>
-        </w:r>
-      </w:hyperlink>
+      <w:r>
+        <w:rPr>
+          <w:lang w:val="zh_TW" w:bidi="zh_TW"/>
+        </w:rPr>
+        <w:t>二章6節</w:t>
+      </w:r>
       <w:r>
         <w:rPr>
           <w:lang w:val="zh_TW" w:bidi="zh_TW"/>
@@ -77847,18 +77433,12 @@
         </w:rPr>
         <w:t>的時代與保羅在</w:t>
       </w:r>
-      <w:hyperlink r:id="rId68">
-        <w:r>
-          <w:rPr>
-            <w:lang w:val="zh_TW" w:bidi="zh_TW"/>
-          </w:rPr>
-          <w:rPr>
-            <w:color w:val="0000EE"/>
-            <w:u w:val="single"/>
-          </w:rPr>
-          <w:t>六章17節</w:t>
-        </w:r>
-      </w:hyperlink>
+      <w:r>
+        <w:rPr>
+          <w:lang w:val="zh_TW" w:bidi="zh_TW"/>
+        </w:rPr>
+        <w:t>六章17節</w:t>
+      </w:r>
       <w:r>
         <w:rPr>
           <w:lang w:val="zh_TW" w:bidi="zh_TW"/>
@@ -78114,18 +77694,12 @@
         </w:rPr>
         <w:t>，就好像他們緊緊握住它一樣。如果在你的語言中這樣表達會更有幫助的話，你可以使用類似的比喻，或直接陳述其含意。請參看你在</w:t>
       </w:r>
-      <w:hyperlink r:id="rId69">
-        <w:r>
-          <w:rPr>
-            <w:lang w:val="zh_TW" w:bidi="zh_TW"/>
-          </w:rPr>
-          <w:rPr>
-            <w:color w:val="0000EE"/>
-            <w:u w:val="single"/>
-          </w:rPr>
-          <w:t>六章12節</w:t>
-        </w:r>
-      </w:hyperlink>
+      <w:r>
+        <w:rPr>
+          <w:lang w:val="zh_TW" w:bidi="zh_TW"/>
+        </w:rPr>
+        <w:t>六章12節</w:t>
+      </w:r>
       <w:r>
         <w:rPr>
           <w:lang w:val="zh_TW" w:bidi="zh_TW"/>
@@ -79099,18 +78673,12 @@
         </w:rPr>
         <w:t>。如果在你的語言中這樣表達會更有幫助的話，你可以使用類似的比喻，或直接說明其含意。請參看你是如何翻譯</w:t>
       </w:r>
-      <w:hyperlink r:id="rId70">
-        <w:r>
-          <w:rPr>
-            <w:lang w:val="zh_TW" w:bidi="zh_TW"/>
-          </w:rPr>
-          <w:rPr>
-            <w:color w:val="0000EE"/>
-            <w:u w:val="single"/>
-          </w:rPr>
-          <w:t>一章6節</w:t>
-        </w:r>
-      </w:hyperlink>
+      <w:r>
+        <w:rPr>
+          <w:lang w:val="zh_TW" w:bidi="zh_TW"/>
+        </w:rPr>
+        <w:t>一章6節</w:t>
+      </w:r>
       <w:r>
         <w:rPr>
           <w:lang w:val="zh_TW" w:bidi="zh_TW"/>

--- a/zht/docx/54.content.docx
+++ b/zht/docx/54.content.docx
@@ -22724,13 +22724,7 @@
         <w:rPr>
           <w:lang w:val="zh_TW" w:bidi="zh_TW"/>
         </w:rPr>
-        <w:t>見：</w:t>
-      </w:r>
-      <w:r>
-        <w:rPr>
-          <w:lang w:val="zh_TW" w:bidi="zh_TW"/>
-        </w:rPr>
-        <w:t>第三人稱命令句</w:t>
+        <w:t>見：第三人稱命令句</w:t>
       </w:r>
       <w:r>
         <w:rPr>
@@ -32306,13 +32300,7 @@
         <w:rPr>
           <w:lang w:val="zh_TW" w:bidi="zh_TW"/>
         </w:rPr>
-        <w:t>見：</w:t>
-      </w:r>
-      <w:r>
-        <w:rPr>
-          <w:lang w:val="zh_TW" w:bidi="zh_TW"/>
-        </w:rPr>
-        <w:t>第三人稱命令句</w:t>
+        <w:t>見：第三人稱命令句</w:t>
       </w:r>
       <w:r>
         <w:rPr>
@@ -32828,13 +32816,7 @@
         <w:rPr>
           <w:lang w:val="zh_TW" w:bidi="zh_TW"/>
         </w:rPr>
-        <w:t>見：</w:t>
-      </w:r>
-      <w:r>
-        <w:rPr>
-          <w:lang w:val="zh_TW" w:bidi="zh_TW"/>
-        </w:rPr>
-        <w:t>第三人稱命令句</w:t>
+        <w:t>見：第三人稱命令句</w:t>
       </w:r>
       <w:r>
         <w:rPr>
@@ -45393,13 +45375,7 @@
         <w:rPr>
           <w:lang w:val="zh_TW" w:bidi="zh_TW"/>
         </w:rPr>
-        <w:t>見：</w:t>
-      </w:r>
-      <w:r>
-        <w:rPr>
-          <w:lang w:val="zh_TW" w:bidi="zh_TW"/>
-        </w:rPr>
-        <w:t>第三人稱命令句</w:t>
+        <w:t>見：第三人稱命令句</w:t>
       </w:r>
       <w:r>
         <w:rPr>
@@ -49778,13 +49754,7 @@
         <w:rPr>
           <w:lang w:val="zh_TW" w:bidi="zh_TW"/>
         </w:rPr>
-        <w:t>見：</w:t>
-      </w:r>
-      <w:r>
-        <w:rPr>
-          <w:lang w:val="zh_TW" w:bidi="zh_TW"/>
-        </w:rPr>
-        <w:t>第三人稱命令句</w:t>
+        <w:t>見：第三人稱命令句</w:t>
       </w:r>
       <w:r>
         <w:rPr>
@@ -53111,13 +53081,7 @@
         <w:rPr>
           <w:lang w:val="zh_TW" w:bidi="zh_TW"/>
         </w:rPr>
-        <w:t>見：</w:t>
-      </w:r>
-      <w:r>
-        <w:rPr>
-          <w:lang w:val="zh_TW" w:bidi="zh_TW"/>
-        </w:rPr>
-        <w:t>第三人稱命令句</w:t>
+        <w:t>見：第三人稱命令句</w:t>
       </w:r>
       <w:r>
         <w:rPr>
@@ -57186,13 +57150,7 @@
         <w:rPr>
           <w:lang w:val="zh_TW" w:bidi="zh_TW"/>
         </w:rPr>
-        <w:t>見：</w:t>
-      </w:r>
-      <w:r>
-        <w:rPr>
-          <w:lang w:val="zh_TW" w:bidi="zh_TW"/>
-        </w:rPr>
-        <w:t>第三人稱命令句</w:t>
+        <w:t>見：第三人稱命令句</w:t>
       </w:r>
       <w:r>
         <w:rPr>
@@ -57604,13 +57562,7 @@
         <w:rPr>
           <w:lang w:val="zh_TW" w:bidi="zh_TW"/>
         </w:rPr>
-        <w:t>見：</w:t>
-      </w:r>
-      <w:r>
-        <w:rPr>
-          <w:lang w:val="zh_TW" w:bidi="zh_TW"/>
-        </w:rPr>
-        <w:t>第三人稱命令句</w:t>
+        <w:t>見：第三人稱命令句</w:t>
       </w:r>
       <w:r>
         <w:rPr>
@@ -57825,13 +57777,7 @@
         <w:rPr>
           <w:lang w:val="zh_TW" w:bidi="zh_TW"/>
         </w:rPr>
-        <w:t>見：</w:t>
-      </w:r>
-      <w:r>
-        <w:rPr>
-          <w:lang w:val="zh_TW" w:bidi="zh_TW"/>
-        </w:rPr>
-        <w:t>第三人稱命令句</w:t>
+        <w:t>見：第三人稱命令句</w:t>
       </w:r>
       <w:r>
         <w:rPr>
@@ -60520,13 +60466,7 @@
         <w:rPr>
           <w:lang w:val="zh_TW" w:bidi="zh_TW"/>
         </w:rPr>
-        <w:t>見：</w:t>
-      </w:r>
-      <w:r>
-        <w:rPr>
-          <w:lang w:val="zh_TW" w:bidi="zh_TW"/>
-        </w:rPr>
-        <w:t>誓言公式</w:t>
+        <w:t>見：誓言公式</w:t>
       </w:r>
       <w:r>
         <w:rPr>
@@ -62708,13 +62648,7 @@
         <w:rPr>
           <w:lang w:val="zh_TW" w:bidi="zh_TW"/>
         </w:rPr>
-        <w:t>見：</w:t>
-      </w:r>
-      <w:r>
-        <w:rPr>
-          <w:lang w:val="zh_TW" w:bidi="zh_TW"/>
-        </w:rPr>
-        <w:t>第三人稱命令句</w:t>
+        <w:t>見：第三人稱命令句</w:t>
       </w:r>
       <w:r>
         <w:rPr>
@@ -63538,13 +63472,7 @@
         <w:rPr>
           <w:lang w:val="zh_TW" w:bidi="zh_TW"/>
         </w:rPr>
-        <w:t>見：</w:t>
-      </w:r>
-      <w:r>
-        <w:rPr>
-          <w:lang w:val="zh_TW" w:bidi="zh_TW"/>
-        </w:rPr>
-        <w:t>第三人稱命令句</w:t>
+        <w:t>見：第三人稱命令句</w:t>
       </w:r>
       <w:r>
         <w:rPr>
@@ -73481,13 +73409,7 @@
         <w:rPr>
           <w:lang w:val="zh_TW" w:bidi="zh_TW"/>
         </w:rPr>
-        <w:t>見：</w:t>
-      </w:r>
-      <w:r>
-        <w:rPr>
-          <w:lang w:val="zh_TW" w:bidi="zh_TW"/>
-        </w:rPr>
-        <w:t>誓言公式</w:t>
+        <w:t>見：誓言公式</w:t>
       </w:r>
       <w:r>
         <w:rPr>
